--- a/sba_application/10_supporting_documents/equity_injection_evidence/Bullard_Source_of_Funds_Letter_TEMPLATE.docx
+++ b/sba_application/10_supporting_documents/equity_injection_evidence/Bullard_Source_of_Funds_Letter_TEMPLATE.docx
@@ -80,7 +80,7 @@
           <w:i w:val="0"/>
           <w:sz w:val="21"/>
         </w:rPr>
-        <w:t>Re: Source of $250,000 equity injection into Tyler Hospice HoldCo L.L.C.</w:t>
+        <w:t>Re: Source of $195,000 equity injection into Tyler Hospice HoldCo L.L.C.</w:t>
       </w:r>
     </w:p>
     <w:p>
@@ -109,7 +109,7 @@
           <w:i w:val="0"/>
           <w:sz w:val="21"/>
         </w:rPr>
-        <w:t>I, James E. Bullard, am contributing $250,000 in cash to Tyler Hospice HoldCo L.L.C. (the "Company") in exchange for a 19.9% membership interest. I am providing this letter in support of the Company's SBA 7(a) loan application to document the source of those funds, as required by SBA SOP 50 10 8.</w:t>
+        <w:t>I, James E. Bullard, am contributing $195,000 in cash to Tyler Hospice HoldCo L.L.C. (the "Company") in exchange for a 19.5% membership interest. I am providing this letter in support of the Company's SBA 7(a) loan application to document the source of those funds, as required by SBA SOP 50 10 8.</w:t>
       </w:r>
     </w:p>
     <w:p>
@@ -129,7 +129,7 @@
           <w:i w:val="0"/>
           <w:sz w:val="21"/>
         </w:rPr>
-        <w:t>The full $250,000 comes from my personal savings, accumulated over time and held in the account(s) listed below. None of these funds are borrowed, advanced on credit, or financed by any third party, and none are or will be secured by the assets of the Company or of Hickory Hospice LLC.</w:t>
+        <w:t>The full $195,000 comes from my personal savings, accumulated over time and held in the account(s) listed below. None of these funds are borrowed, advanced on credit, or financed by any third party, and none are or will be secured by the assets of the Company or of Hickory Hospice LLC.</w:t>
       </w:r>
     </w:p>
     <w:p>
@@ -502,65 +502,7 @@
               <w:rPr>
                 <w:sz w:val="19"/>
               </w:rPr>
-              <w:t>$75,000</w:t>
-            </w:r>
-          </w:p>
-        </w:tc>
-        <w:tc>
-          <w:tcPr>
-            <w:tcW w:type="dxa" w:w="3168"/>
-          </w:tcPr>
-          <w:p>
-            <w:r/>
-            <w:r>
-              <w:rPr>
-                <w:sz w:val="19"/>
-              </w:rPr>
-              <w:t>On or before June 30, 2026</w:t>
-            </w:r>
-          </w:p>
-        </w:tc>
-        <w:tc>
-          <w:tcPr>
-            <w:tcW w:type="dxa" w:w="2880"/>
-          </w:tcPr>
-          <w:p>
-            <w:r/>
-            <w:r>
-              <w:rPr>
-                <w:sz w:val="19"/>
-              </w:rPr>
-              <w:t>__________ (to provide)</w:t>
-            </w:r>
-          </w:p>
-        </w:tc>
-      </w:tr>
-      <w:tr>
-        <w:tc>
-          <w:tcPr>
-            <w:tcW w:type="dxa" w:w="1440"/>
-          </w:tcPr>
-          <w:p>
-            <w:r/>
-            <w:r>
-              <w:rPr>
-                <w:sz w:val="19"/>
-              </w:rPr>
-              <w:t>Tranche 3</w:t>
-            </w:r>
-          </w:p>
-        </w:tc>
-        <w:tc>
-          <w:tcPr>
-            <w:tcW w:type="dxa" w:w="1440"/>
-          </w:tcPr>
-          <w:p>
-            <w:r/>
-            <w:r>
-              <w:rPr>
-                <w:sz w:val="19"/>
-              </w:rPr>
-              <w:t>$75,000</w:t>
+              <w:t>$95,000</w:t>
             </w:r>
           </w:p>
         </w:tc>

--- a/sba_application/10_supporting_documents/equity_injection_evidence/Bullard_Source_of_Funds_Letter_TEMPLATE.docx
+++ b/sba_application/10_supporting_documents/equity_injection_evidence/Bullard_Source_of_Funds_Letter_TEMPLATE.docx
@@ -20,7 +20,7 @@
           <w:color w:val="606060"/>
           <w:sz w:val="18"/>
         </w:rPr>
-        <w:t>SBA 7(a) Application - Tyler Hospice HoldCo L.L.C.  |  Investor: James E. Bullard</w:t>
+        <w:t>SBA 7(a) Application - Tyler Hospice Hold, LLC  |  Investor: James E. Bullard</w:t>
       </w:r>
     </w:p>
     <w:p>
@@ -61,7 +61,7 @@
           <w:i w:val="0"/>
           <w:sz w:val="21"/>
         </w:rPr>
-        <w:t>To: [SBA-participating lender] and Tyler Hospice HoldCo L.L.C.</w:t>
+        <w:t>To: [SBA-participating lender] and Tyler Hospice Hold, LLC</w:t>
       </w:r>
     </w:p>
     <w:p>
@@ -80,7 +80,7 @@
           <w:i w:val="0"/>
           <w:sz w:val="21"/>
         </w:rPr>
-        <w:t>Re: Source of $195,000 equity injection into Tyler Hospice HoldCo L.L.C.</w:t>
+        <w:t>Re: Source of $195,000 equity injection into Tyler Hospice Hold, LLC</w:t>
       </w:r>
     </w:p>
     <w:p>
@@ -109,7 +109,7 @@
           <w:i w:val="0"/>
           <w:sz w:val="21"/>
         </w:rPr>
-        <w:t>I, James E. Bullard, am contributing $195,000 in cash to Tyler Hospice HoldCo L.L.C. (the "Company") in exchange for a 19.5% membership interest. I am providing this letter in support of the Company's SBA 7(a) loan application to document the source of those funds, as required by SBA SOP 50 10 8.</w:t>
+        <w:t>I, James E. Bullard, am contributing $195,000 in cash to Tyler Hospice Hold, LLC (the "Company") in exchange for a 19.5% membership interest. I am providing this letter in support of the Company's SBA 7(a) loan application to document the source of those funds, as required by SBA SOP 50 10 8.</w:t>
       </w:r>
     </w:p>
     <w:p>
@@ -632,7 +632,7 @@
           <w:color w:val="606060"/>
           <w:sz w:val="16"/>
         </w:rPr>
-        <w:t>Prepared for the SBA 7(a) loan application of Tyler Hospice Hold LLC (dba Azalea Hospice &amp; Palliative Care). Confidential.</w:t>
+        <w:t>Prepared for the SBA 7(a) loan application of Tyler Hospice Hold, LLC (dba Azalea Hospice &amp; Palliative Care). Confidential.</w:t>
       </w:r>
     </w:p>
     <w:sectPr>
